--- a/docs/handouts/Oct15_session1_report.docx
+++ b/docs/handouts/Oct15_session1_report.docx
@@ -322,13 +322,13 @@
         <w:t xml:space="preserve"> </w:t>
       </w:r>
       <w:r>
-        <w:t xml:space="preserve">Businesses scoring at or above 58 on that index were eligible for the subsidy;</w:t>
-      </w:r>
-      <w:r>
-        <w:t xml:space="preserve"> </w:t>
-      </w:r>
-      <w:r>
-        <w:t xml:space="preserve">businesses scoring below it were not. In treatment neighbourhoods, all eligible</w:t>
+        <w:t xml:space="preserve">Businesses scoring at or below 58 on that index were eligible for the subsidy;</w:t>
+      </w:r>
+      <w:r>
+        <w:t xml:space="preserve"> </w:t>
+      </w:r>
+      <w:r>
+        <w:t xml:space="preserve">businesses scoring above it were not. In treatment neighbourhoods, all eligible</w:t>
       </w:r>
       <w:r>
         <w:t xml:space="preserve"> </w:t>
@@ -1206,7 +1206,7 @@
         <w:t xml:space="preserve"> </w:t>
       </w:r>
       <w:r>
-        <w:t xml:space="preserve">regression discontinuity results suggest that businesses just below the threshold</w:t>
+        <w:t xml:space="preserve">regression discontinuity results suggest that businesses just above the threshold</w:t>
       </w:r>
       <w:r>
         <w:t xml:space="preserve"> </w:t>

--- a/docs/handouts/Oct15_session1_report.docx
+++ b/docs/handouts/Oct15_session1_report.docx
@@ -7,31 +7,7 @@
         <w:pStyle w:val="Title"/>
       </w:pPr>
       <w:r>
-        <w:t xml:space="preserve">GreenWaste</w:t>
-      </w:r>
-      <w:r>
-        <w:t xml:space="preserve"> </w:t>
-      </w:r>
-      <w:r>
-        <w:t xml:space="preserve">Programme:</w:t>
-      </w:r>
-      <w:r>
-        <w:t xml:space="preserve"> </w:t>
-      </w:r>
-      <w:r>
-        <w:t xml:space="preserve">Impact</w:t>
-      </w:r>
-      <w:r>
-        <w:t xml:space="preserve"> </w:t>
-      </w:r>
-      <w:r>
-        <w:t xml:space="preserve">Evaluation</w:t>
-      </w:r>
-      <w:r>
-        <w:t xml:space="preserve"> </w:t>
-      </w:r>
-      <w:r>
-        <w:t xml:space="preserve">Report</w:t>
+        <w:t xml:space="preserve">GreenWaste Programme: Impact Evaluation Report</w:t>
       </w:r>
     </w:p>
     <w:p>
@@ -39,55 +15,7 @@
         <w:pStyle w:val="Subtitle"/>
       </w:pPr>
       <w:r>
-        <w:t xml:space="preserve">Prepared</w:t>
-      </w:r>
-      <w:r>
-        <w:t xml:space="preserve"> </w:t>
-      </w:r>
-      <w:r>
-        <w:t xml:space="preserve">for</w:t>
-      </w:r>
-      <w:r>
-        <w:t xml:space="preserve"> </w:t>
-      </w:r>
-      <w:r>
-        <w:t xml:space="preserve">the</w:t>
-      </w:r>
-      <w:r>
-        <w:t xml:space="preserve"> </w:t>
-      </w:r>
-      <w:r>
-        <w:t xml:space="preserve">commissioning</w:t>
-      </w:r>
-      <w:r>
-        <w:t xml:space="preserve"> </w:t>
-      </w:r>
-      <w:r>
-        <w:t xml:space="preserve">authority</w:t>
-      </w:r>
-      <w:r>
-        <w:t xml:space="preserve"> </w:t>
-      </w:r>
-      <w:r>
-        <w:t xml:space="preserve">·</w:t>
-      </w:r>
-      <w:r>
-        <w:t xml:space="preserve"> </w:t>
-      </w:r>
-      <w:r>
-        <w:t xml:space="preserve">Evaluation</w:t>
-      </w:r>
-      <w:r>
-        <w:t xml:space="preserve"> </w:t>
-      </w:r>
-      <w:r>
-        <w:t xml:space="preserve">Report</w:t>
-      </w:r>
-      <w:r>
-        <w:t xml:space="preserve"> </w:t>
-      </w:r>
-      <w:r>
-        <w:t xml:space="preserve">ER-2026-014</w:t>
+        <w:t xml:space="preserve">Prepared for the commissioning authority · Evaluation Report ER-2026-014</w:t>
       </w:r>
     </w:p>
     <w:p>
@@ -95,19 +23,7 @@
         <w:pStyle w:val="Author"/>
       </w:pPr>
       <w:r>
-        <w:t xml:space="preserve">Commissioned</w:t>
-      </w:r>
-      <w:r>
-        <w:t xml:space="preserve"> </w:t>
-      </w:r>
-      <w:r>
-        <w:t xml:space="preserve">evaluation</w:t>
-      </w:r>
-      <w:r>
-        <w:t xml:space="preserve"> </w:t>
-      </w:r>
-      <w:r>
-        <w:t xml:space="preserve">team</w:t>
+        <w:t xml:space="preserve">Commissioned evaluation team</w:t>
       </w:r>
     </w:p>
     <w:p>
@@ -115,13 +31,7 @@
         <w:pStyle w:val="Date"/>
       </w:pPr>
       <w:r>
-        <w:t xml:space="preserve">September</w:t>
-      </w:r>
-      <w:r>
-        <w:t xml:space="preserve"> </w:t>
-      </w:r>
-      <w:r>
-        <w:t xml:space="preserve">2026</w:t>
+        <w:t xml:space="preserve">2026-09-01</w:t>
       </w:r>
     </w:p>
     <w:p>
@@ -130,8 +40,8 @@
       </w:pPr>
       <w:r>
         <w:rPr>
+          <w:b/>
           <w:bCs/>
-          <w:b/>
         </w:rPr>
         <w:t xml:space="preserve">This is a fictitious evaluation report</w:t>
       </w:r>
@@ -216,8 +126,8 @@
       </w:r>
       <w:r>
         <w:rPr>
+          <w:b/>
           <w:bCs/>
-          <w:b/>
         </w:rPr>
         <w:t xml:space="preserve">approximately 1,000 AED per business per year</w:t>
       </w:r>
@@ -417,8 +327,8 @@
       </w:pPr>
       <w:r>
         <w:rPr>
+          <w:b/>
           <w:bCs/>
-          <w:b/>
         </w:rPr>
         <w:t xml:space="preserve">Difference-in-differences.</w:t>
       </w:r>
@@ -459,8 +369,8 @@
       </w:pPr>
       <w:r>
         <w:rPr>
+          <w:b/>
           <w:bCs/>
-          <w:b/>
         </w:rPr>
         <w:t xml:space="preserve">Regression discontinuity.</w:t>
       </w:r>
@@ -495,8 +405,8 @@
       </w:pPr>
       <w:r>
         <w:rPr>
+          <w:b/>
           <w:bCs/>
-          <w:b/>
         </w:rPr>
         <w:t xml:space="preserve">Randomised comparison.</w:t>
       </w:r>
@@ -531,8 +441,8 @@
       </w:pPr>
       <w:r>
         <w:rPr>
+          <w:b/>
           <w:bCs/>
-          <w:b/>
         </w:rPr>
         <w:t xml:space="preserve">Matched comparison.</w:t>
       </w:r>
@@ -608,25 +518,31 @@
         <w:t xml:space="preserve"> </w:t>
       </w:r>
       <w:r>
-        <w:t xml:space="preserve">business surveys. The baseline round contains 9,919 businesses in treatment</w:t>
-      </w:r>
-      <w:r>
-        <w:t xml:space="preserve"> </w:t>
-      </w:r>
-      <w:r>
-        <w:t xml:space="preserve">neighbourhoods and the follow-up round contains a comparable number. The sample</w:t>
-      </w:r>
-      <w:r>
-        <w:t xml:space="preserve"> </w:t>
-      </w:r>
-      <w:r>
-        <w:t xml:space="preserve">is large by the standards of this literature, which gives us confidence in the</w:t>
-      </w:r>
-      <w:r>
-        <w:t xml:space="preserve"> </w:t>
-      </w:r>
-      <w:r>
-        <w:t xml:space="preserve">precision of the estimates.</w:t>
+        <w:t xml:space="preserve">business surveys. The full sample contains 9,913 businesses, each surveyed in</w:t>
+      </w:r>
+      <w:r>
+        <w:t xml:space="preserve"> </w:t>
+      </w:r>
+      <w:r>
+        <w:t xml:space="preserve">both rounds. Of these, 4,959 are in treatment neighbourhoods, giving 9,918</w:t>
+      </w:r>
+      <w:r>
+        <w:t xml:space="preserve"> </w:t>
+      </w:r>
+      <w:r>
+        <w:t xml:space="preserve">observations for the difference-in-differences analysis. The sample is large by</w:t>
+      </w:r>
+      <w:r>
+        <w:t xml:space="preserve"> </w:t>
+      </w:r>
+      <w:r>
+        <w:t xml:space="preserve">the standards of this literature, which gives us confidence in the precision of</w:t>
+      </w:r>
+      <w:r>
+        <w:t xml:space="preserve"> </w:t>
+      </w:r>
+      <w:r>
+        <w:t xml:space="preserve">the estimates.</w:t>
       </w:r>
     </w:p>
     <w:p>
@@ -648,13 +564,19 @@
         <w:pStyle w:val="BodyText"/>
       </w:pPr>
       <w:r>
-        <w:t xml:space="preserve">Of the businesses present in the baseline round, 12 per cent were not present in</w:t>
-      </w:r>
-      <w:r>
-        <w:t xml:space="preserve"> </w:t>
-      </w:r>
-      <w:r>
-        <w:t xml:space="preserve">the follow-up round. This reflects the normal churn of the business register.</w:t>
+        <w:t xml:space="preserve">Recycling compliance, recorded as a secondary indicator, is missing for 8,570 of</w:t>
+      </w:r>
+      <w:r>
+        <w:t xml:space="preserve"> </w:t>
+      </w:r>
+      <w:r>
+        <w:t xml:space="preserve">the 19,826 observations. These gaps reflect the inspection schedule and do not</w:t>
+      </w:r>
+      <w:r>
+        <w:t xml:space="preserve"> </w:t>
+      </w:r>
+      <w:r>
+        <w:t xml:space="preserve">affect the main outcome, which is complete for every business.</w:t>
       </w:r>
     </w:p>
     <w:p>
@@ -717,8 +639,8 @@
       <w:tblPr>
         <w:tblStyle w:val="Table"/>
         <w:tblW w:type="pct" w:w="5000"/>
+        <w:tblLayout w:type="fixed"/>
         <w:tblLook w:firstRow="1" w:lastRow="0" w:firstColumn="0" w:lastColumn="0" w:noHBand="0" w:noVBand="0" w:val="0020"/>
-        <w:jc w:val="start"/>
       </w:tblPr>
       <w:tblGrid>
         <w:gridCol w:w="2640"/>
@@ -727,14 +649,13 @@
       </w:tblGrid>
       <w:tr>
         <w:trPr>
-          <w:tblHeader w:val="true"/>
+          <w:tblHeader w:val="on"/>
         </w:trPr>
         <w:tc>
           <w:tcPr/>
           <w:p>
             <w:pPr>
               <w:pStyle w:val="Compact"/>
-              <w:jc w:val="left"/>
             </w:pPr>
             <w:r>
               <w:t xml:space="preserve">Method</w:t>
@@ -746,7 +667,6 @@
           <w:p>
             <w:pPr>
               <w:pStyle w:val="Compact"/>
-              <w:jc w:val="left"/>
             </w:pPr>
             <w:r>
               <w:t xml:space="preserve">Estimate (AED per business per year)</w:t>
@@ -758,7 +678,6 @@
           <w:p>
             <w:pPr>
               <w:pStyle w:val="Compact"/>
-              <w:jc w:val="left"/>
             </w:pPr>
             <w:r>
               <w:t xml:space="preserve">95% confidence interval</w:t>
@@ -772,7 +691,6 @@
           <w:p>
             <w:pPr>
               <w:pStyle w:val="Compact"/>
-              <w:jc w:val="left"/>
             </w:pPr>
             <w:r>
               <w:t xml:space="preserve">Difference-in-differences</w:t>
@@ -784,7 +702,6 @@
           <w:p>
             <w:pPr>
               <w:pStyle w:val="Compact"/>
-              <w:jc w:val="left"/>
             </w:pPr>
             <w:r>
               <w:t xml:space="preserve">−816</w:t>
@@ -796,7 +713,6 @@
           <w:p>
             <w:pPr>
               <w:pStyle w:val="Compact"/>
-              <w:jc w:val="left"/>
             </w:pPr>
             <w:r>
               <w:t xml:space="preserve">[−879, −753]</w:t>
@@ -810,7 +726,6 @@
           <w:p>
             <w:pPr>
               <w:pStyle w:val="Compact"/>
-              <w:jc w:val="left"/>
             </w:pPr>
             <w:r>
               <w:t xml:space="preserve">Regression discontinuity</w:t>
@@ -822,7 +737,6 @@
           <w:p>
             <w:pPr>
               <w:pStyle w:val="Compact"/>
-              <w:jc w:val="left"/>
             </w:pPr>
             <w:r>
               <w:t xml:space="preserve">−905</w:t>
@@ -834,7 +748,6 @@
           <w:p>
             <w:pPr>
               <w:pStyle w:val="Compact"/>
-              <w:jc w:val="left"/>
             </w:pPr>
             <w:r>
               <w:t xml:space="preserve">[−992, −818]</w:t>
@@ -848,7 +761,6 @@
           <w:p>
             <w:pPr>
               <w:pStyle w:val="Compact"/>
-              <w:jc w:val="left"/>
             </w:pPr>
             <w:r>
               <w:t xml:space="preserve">Randomised comparison</w:t>
@@ -860,7 +772,6 @@
           <w:p>
             <w:pPr>
               <w:pStyle w:val="Compact"/>
-              <w:jc w:val="left"/>
             </w:pPr>
             <w:r>
               <w:t xml:space="preserve">−1,014</w:t>
@@ -872,7 +783,6 @@
           <w:p>
             <w:pPr>
               <w:pStyle w:val="Compact"/>
-              <w:jc w:val="left"/>
             </w:pPr>
             <w:r>
               <w:t xml:space="preserve">[−1,093, −935]</w:t>
@@ -886,7 +796,6 @@
           <w:p>
             <w:pPr>
               <w:pStyle w:val="Compact"/>
-              <w:jc w:val="left"/>
             </w:pPr>
             <w:r>
               <w:t xml:space="preserve">Matched comparison</w:t>
@@ -898,7 +807,6 @@
           <w:p>
             <w:pPr>
               <w:pStyle w:val="Compact"/>
-              <w:jc w:val="left"/>
             </w:pPr>
             <w:r>
               <w:t xml:space="preserve">−1,000</w:t>
@@ -910,7 +818,6 @@
           <w:p>
             <w:pPr>
               <w:pStyle w:val="Compact"/>
-              <w:jc w:val="left"/>
             </w:pPr>
             <w:r>
               <w:t xml:space="preserve">[−1,072, −927]</w:t>
@@ -925,22 +832,22 @@
       </w:pPr>
       <w:r>
         <w:rPr>
+          <w:i/>
           <w:iCs/>
-          <w:i/>
         </w:rPr>
         <w:t xml:space="preserve">Table 1: Estimated effect on annual waste-management costs. Negative values</w:t>
       </w:r>
       <w:r>
         <w:rPr>
+          <w:i/>
           <w:iCs/>
+        </w:rPr>
+        <w:t xml:space="preserve"> </w:t>
+      </w:r>
+      <w:r>
+        <w:rPr>
           <w:i/>
-        </w:rPr>
-        <w:t xml:space="preserve"> </w:t>
-      </w:r>
-      <w:r>
-        <w:rPr>
           <w:iCs/>
-          <w:i/>
         </w:rPr>
         <w:t xml:space="preserve">indicate a reduction in costs.</w:t>
       </w:r>
@@ -1137,8 +1044,8 @@
       </w:pPr>
       <w:r>
         <w:rPr>
+          <w:b/>
           <w:bCs/>
-          <w:b/>
         </w:rPr>
         <w:t xml:space="preserve">Recommendation 1.</w:t>
       </w:r>
@@ -1161,8 +1068,8 @@
       </w:pPr>
       <w:r>
         <w:rPr>
+          <w:b/>
           <w:bCs/>
-          <w:b/>
         </w:rPr>
         <w:t xml:space="preserve">Recommendation 2.</w:t>
       </w:r>
@@ -1191,8 +1098,8 @@
       </w:pPr>
       <w:r>
         <w:rPr>
+          <w:b/>
           <w:bCs/>
-          <w:b/>
         </w:rPr>
         <w:t xml:space="preserve">Recommendation 3.</w:t>
       </w:r>
@@ -1268,7 +1175,6 @@
         <w:tblStyle w:val="Table"/>
         <w:tblW w:type="auto" w:w="0"/>
         <w:tblLook w:firstRow="1" w:lastRow="0" w:firstColumn="0" w:lastColumn="0" w:noHBand="0" w:noVBand="0" w:val="0020"/>
-        <w:jc w:val="start"/>
       </w:tblPr>
       <w:tblGrid>
         <w:gridCol w:w="3960"/>
@@ -1276,14 +1182,13 @@
       </w:tblGrid>
       <w:tr>
         <w:trPr>
-          <w:tblHeader w:val="true"/>
+          <w:tblHeader w:val="on"/>
         </w:trPr>
         <w:tc>
           <w:tcPr/>
           <w:p>
             <w:pPr>
               <w:pStyle w:val="Compact"/>
-              <w:jc w:val="left"/>
             </w:pPr>
             <w:r>
               <w:t xml:space="preserve">Specification</w:t>
@@ -1295,7 +1200,6 @@
           <w:p>
             <w:pPr>
               <w:pStyle w:val="Compact"/>
-              <w:jc w:val="left"/>
             </w:pPr>
             <w:r>
               <w:t xml:space="preserve">Estimate (AED)</w:t>
@@ -1309,7 +1213,6 @@
           <w:p>
             <w:pPr>
               <w:pStyle w:val="Compact"/>
-              <w:jc w:val="left"/>
             </w:pPr>
             <w:r>
               <w:t xml:space="preserve">Preferred specification (difference-in-differences)</w:t>
@@ -1321,7 +1224,6 @@
           <w:p>
             <w:pPr>
               <w:pStyle w:val="Compact"/>
-              <w:jc w:val="left"/>
             </w:pPr>
             <w:r>
               <w:t xml:space="preserve">−816</w:t>
@@ -1335,7 +1237,6 @@
           <w:p>
             <w:pPr>
               <w:pStyle w:val="Compact"/>
-              <w:jc w:val="left"/>
             </w:pPr>
             <w:r>
               <w:t xml:space="preserve">With covariate adjustment</w:t>
@@ -1347,7 +1248,6 @@
           <w:p>
             <w:pPr>
               <w:pStyle w:val="Compact"/>
-              <w:jc w:val="left"/>
             </w:pPr>
             <w:r>
               <w:t xml:space="preserve">−828</w:t>
@@ -1361,7 +1261,6 @@
           <w:p>
             <w:pPr>
               <w:pStyle w:val="Compact"/>
-              <w:jc w:val="left"/>
             </w:pPr>
             <w:r>
               <w:t xml:space="preserve">Randomised comparison</w:t>
@@ -1373,7 +1272,6 @@
           <w:p>
             <w:pPr>
               <w:pStyle w:val="Compact"/>
-              <w:jc w:val="left"/>
             </w:pPr>
             <w:r>
               <w:t xml:space="preserve">−1,014</w:t>
@@ -1387,7 +1285,6 @@
           <w:p>
             <w:pPr>
               <w:pStyle w:val="Compact"/>
-              <w:jc w:val="left"/>
             </w:pPr>
             <w:r>
               <w:t xml:space="preserve">Regression discontinuity, quadratic polynomial</w:t>
@@ -1399,7 +1296,6 @@
           <w:p>
             <w:pPr>
               <w:pStyle w:val="Compact"/>
-              <w:jc w:val="left"/>
             </w:pPr>
             <w:r>
               <w:t xml:space="preserve">−905</w:t>
@@ -1413,7 +1309,6 @@
           <w:p>
             <w:pPr>
               <w:pStyle w:val="Compact"/>
-              <w:jc w:val="left"/>
             </w:pPr>
             <w:r>
               <w:t xml:space="preserve">Regression discontinuity, cubic polynomial</w:t>
@@ -1425,7 +1320,6 @@
           <w:p>
             <w:pPr>
               <w:pStyle w:val="Compact"/>
-              <w:jc w:val="left"/>
             </w:pPr>
             <w:r>
               <w:t xml:space="preserve">−912</w:t>
@@ -1439,7 +1333,6 @@
           <w:p>
             <w:pPr>
               <w:pStyle w:val="Compact"/>
-              <w:jc w:val="left"/>
             </w:pPr>
             <w:r>
               <w:t xml:space="preserve">Matched comparison</w:t>
@@ -1451,7 +1344,6 @@
           <w:p>
             <w:pPr>
               <w:pStyle w:val="Compact"/>
-              <w:jc w:val="left"/>
             </w:pPr>
             <w:r>
               <w:t xml:space="preserve">−1,000</w:t>
@@ -1496,14 +1388,14 @@
 <file path=word/numbering.xml><?xml version="1.0" encoding="utf-8"?>
 <w:numbering xmlns:w="http://schemas.openxmlformats.org/wordprocessingml/2006/main">
   <w:abstractNum w:abstractNumId="990">
-    <w:nsid w:val="A990"/>
+    <w:nsid w:val="0000A990"/>
     <w:multiLevelType w:val="multilevel"/>
     <w:lvl w:ilvl="0">
       <w:numFmt w:val="bullet"/>
       <w:lvlText w:val=" "/>
       <w:lvlJc w:val="left"/>
       <w:pPr>
-        <w:ind w:left="720" w:hanging="480"/>
+        <w:ind w:left="720" w:hanging="360"/>
       </w:pPr>
     </w:lvl>
     <w:lvl w:ilvl="1">
@@ -1511,7 +1403,7 @@
       <w:lvlText w:val=" "/>
       <w:lvlJc w:val="left"/>
       <w:pPr>
-        <w:ind w:left="1440" w:hanging="480"/>
+        <w:ind w:left="1440" w:hanging="360"/>
       </w:pPr>
     </w:lvl>
     <w:lvl w:ilvl="2">
@@ -1519,7 +1411,7 @@
       <w:lvlText w:val=" "/>
       <w:lvlJc w:val="left"/>
       <w:pPr>
-        <w:ind w:left="2160" w:hanging="480"/>
+        <w:ind w:left="2160" w:hanging="360"/>
       </w:pPr>
     </w:lvl>
     <w:lvl w:ilvl="3">
@@ -1527,7 +1419,7 @@
       <w:lvlText w:val=" "/>
       <w:lvlJc w:val="left"/>
       <w:pPr>
-        <w:ind w:left="2880" w:hanging="480"/>
+        <w:ind w:left="2880" w:hanging="360"/>
       </w:pPr>
     </w:lvl>
     <w:lvl w:ilvl="4">
@@ -1535,7 +1427,7 @@
       <w:lvlText w:val=" "/>
       <w:lvlJc w:val="left"/>
       <w:pPr>
-        <w:ind w:left="3600" w:hanging="480"/>
+        <w:ind w:left="3600" w:hanging="360"/>
       </w:pPr>
     </w:lvl>
     <w:lvl w:ilvl="5">
@@ -1543,7 +1435,7 @@
       <w:lvlText w:val=" "/>
       <w:lvlJc w:val="left"/>
       <w:pPr>
-        <w:ind w:left="4320" w:hanging="480"/>
+        <w:ind w:left="4320" w:hanging="360"/>
       </w:pPr>
     </w:lvl>
     <w:lvl w:ilvl="6">
@@ -1551,7 +1443,7 @@
       <w:lvlText w:val=" "/>
       <w:lvlJc w:val="left"/>
       <w:pPr>
-        <w:ind w:left="5040" w:hanging="480"/>
+        <w:ind w:left="5040" w:hanging="360"/>
       </w:pPr>
     </w:lvl>
     <w:lvl w:ilvl="7">
@@ -1559,7 +1451,7 @@
       <w:lvlText w:val=" "/>
       <w:lvlJc w:val="left"/>
       <w:pPr>
-        <w:ind w:left="5760" w:hanging="480"/>
+        <w:ind w:left="5760" w:hanging="360"/>
       </w:pPr>
     </w:lvl>
     <w:lvl w:ilvl="8">
@@ -1567,7 +1459,7 @@
       <w:lvlText w:val=" "/>
       <w:lvlJc w:val="left"/>
       <w:pPr>
-        <w:ind w:left="6480" w:hanging="480"/>
+        <w:ind w:left="6480" w:hanging="360"/>
       </w:pPr>
     </w:lvl>
   </w:abstractNum>
@@ -2240,271 +2132,271 @@
       <w:color w:themeColor="accent1" w:themeShade="BF" w:val="365F91"/>
     </w:rPr>
   </w:style>
-  <w:style w:customStyle="1" w:styleId="IntenseQuote" w:type="paragraph">
+  <w:style w:type="paragraph" w:customStyle="1" w:styleId="IntenseQuote">
     <w:name w:val="Intense Quote"/>
     <w:basedOn w:val="BodyText"/>
     <w:qFormat/>
   </w:style>
-  <w:style w:customStyle="1" w:styleId="SourceCode" w:type="paragraph">
+  <w:style w:type="paragraph" w:customStyle="1" w:styleId="SourceCode">
     <w:name w:val="Source Code"/>
     <w:basedOn w:val="Normal"/>
     <w:link w:val="VerbatimChar"/>
     <w:pPr>
       <w:wordWrap w:val="off"/>
-      <w:shd w:fill="f1f3f5" w:val="clear"/>
+      <w:shd w:val="clear" w:fill="f1f3f5"/>
     </w:pPr>
   </w:style>
-  <w:style w:customStyle="1" w:styleId="KeywordTok" w:type="character">
+  <w:style w:type="character" w:customStyle="1" w:styleId="KeywordTok">
     <w:name w:val="KeywordTok"/>
     <w:basedOn w:val="VerbatimChar"/>
     <w:rPr>
       <w:b/>
       <w:color w:val="003b4f"/>
-      <w:shd w:fill="f1f3f5" w:val="clear"/>
-    </w:rPr>
-  </w:style>
-  <w:style w:customStyle="1" w:styleId="DataTypeTok" w:type="character">
+      <w:shd w:val="clear" w:fill="f1f3f5"/>
+    </w:rPr>
+  </w:style>
+  <w:style w:type="character" w:customStyle="1" w:styleId="DataTypeTok">
     <w:name w:val="DataTypeTok"/>
     <w:basedOn w:val="VerbatimChar"/>
     <w:rPr>
       <w:color w:val="ad0000"/>
-      <w:shd w:fill="f1f3f5" w:val="clear"/>
-    </w:rPr>
-  </w:style>
-  <w:style w:customStyle="1" w:styleId="DecValTok" w:type="character">
+      <w:shd w:val="clear" w:fill="f1f3f5"/>
+    </w:rPr>
+  </w:style>
+  <w:style w:type="character" w:customStyle="1" w:styleId="DecValTok">
     <w:name w:val="DecValTok"/>
     <w:basedOn w:val="VerbatimChar"/>
     <w:rPr>
       <w:color w:val="ad0000"/>
-      <w:shd w:fill="f1f3f5" w:val="clear"/>
-    </w:rPr>
-  </w:style>
-  <w:style w:customStyle="1" w:styleId="BaseNTok" w:type="character">
+      <w:shd w:val="clear" w:fill="f1f3f5"/>
+    </w:rPr>
+  </w:style>
+  <w:style w:type="character" w:customStyle="1" w:styleId="BaseNTok">
     <w:name w:val="BaseNTok"/>
     <w:basedOn w:val="VerbatimChar"/>
     <w:rPr>
       <w:color w:val="ad0000"/>
-      <w:shd w:fill="f1f3f5" w:val="clear"/>
-    </w:rPr>
-  </w:style>
-  <w:style w:customStyle="1" w:styleId="FloatTok" w:type="character">
+      <w:shd w:val="clear" w:fill="f1f3f5"/>
+    </w:rPr>
+  </w:style>
+  <w:style w:type="character" w:customStyle="1" w:styleId="FloatTok">
     <w:name w:val="FloatTok"/>
     <w:basedOn w:val="VerbatimChar"/>
     <w:rPr>
       <w:color w:val="ad0000"/>
-      <w:shd w:fill="f1f3f5" w:val="clear"/>
-    </w:rPr>
-  </w:style>
-  <w:style w:customStyle="1" w:styleId="ConstantTok" w:type="character">
+      <w:shd w:val="clear" w:fill="f1f3f5"/>
+    </w:rPr>
+  </w:style>
+  <w:style w:type="character" w:customStyle="1" w:styleId="ConstantTok">
     <w:name w:val="ConstantTok"/>
     <w:basedOn w:val="VerbatimChar"/>
     <w:rPr>
       <w:color w:val="8f5902"/>
-      <w:shd w:fill="f1f3f5" w:val="clear"/>
-    </w:rPr>
-  </w:style>
-  <w:style w:customStyle="1" w:styleId="CharTok" w:type="character">
+      <w:shd w:val="clear" w:fill="f1f3f5"/>
+    </w:rPr>
+  </w:style>
+  <w:style w:type="character" w:customStyle="1" w:styleId="CharTok">
     <w:name w:val="CharTok"/>
     <w:basedOn w:val="VerbatimChar"/>
     <w:rPr>
       <w:color w:val="20794d"/>
-      <w:shd w:fill="f1f3f5" w:val="clear"/>
-    </w:rPr>
-  </w:style>
-  <w:style w:customStyle="1" w:styleId="SpecialCharTok" w:type="character">
+      <w:shd w:val="clear" w:fill="f1f3f5"/>
+    </w:rPr>
+  </w:style>
+  <w:style w:type="character" w:customStyle="1" w:styleId="SpecialCharTok">
     <w:name w:val="SpecialCharTok"/>
     <w:basedOn w:val="VerbatimChar"/>
     <w:rPr>
       <w:color w:val="5e5e5e"/>
-      <w:shd w:fill="f1f3f5" w:val="clear"/>
-    </w:rPr>
-  </w:style>
-  <w:style w:customStyle="1" w:styleId="StringTok" w:type="character">
+      <w:shd w:val="clear" w:fill="f1f3f5"/>
+    </w:rPr>
+  </w:style>
+  <w:style w:type="character" w:customStyle="1" w:styleId="StringTok">
     <w:name w:val="StringTok"/>
     <w:basedOn w:val="VerbatimChar"/>
     <w:rPr>
       <w:color w:val="20794d"/>
-      <w:shd w:fill="f1f3f5" w:val="clear"/>
-    </w:rPr>
-  </w:style>
-  <w:style w:customStyle="1" w:styleId="VerbatimStringTok" w:type="character">
+      <w:shd w:val="clear" w:fill="f1f3f5"/>
+    </w:rPr>
+  </w:style>
+  <w:style w:type="character" w:customStyle="1" w:styleId="VerbatimStringTok">
     <w:name w:val="VerbatimStringTok"/>
     <w:basedOn w:val="VerbatimChar"/>
     <w:rPr>
       <w:color w:val="20794d"/>
-      <w:shd w:fill="f1f3f5" w:val="clear"/>
-    </w:rPr>
-  </w:style>
-  <w:style w:customStyle="1" w:styleId="SpecialStringTok" w:type="character">
+      <w:shd w:val="clear" w:fill="f1f3f5"/>
+    </w:rPr>
+  </w:style>
+  <w:style w:type="character" w:customStyle="1" w:styleId="SpecialStringTok">
     <w:name w:val="SpecialStringTok"/>
     <w:basedOn w:val="VerbatimChar"/>
     <w:rPr>
       <w:color w:val="20794d"/>
-      <w:shd w:fill="f1f3f5" w:val="clear"/>
-    </w:rPr>
-  </w:style>
-  <w:style w:customStyle="1" w:styleId="ImportTok" w:type="character">
+      <w:shd w:val="clear" w:fill="f1f3f5"/>
+    </w:rPr>
+  </w:style>
+  <w:style w:type="character" w:customStyle="1" w:styleId="ImportTok">
     <w:name w:val="ImportTok"/>
     <w:basedOn w:val="VerbatimChar"/>
     <w:rPr>
       <w:color w:val="00769e"/>
-      <w:shd w:fill="f1f3f5" w:val="clear"/>
-    </w:rPr>
-  </w:style>
-  <w:style w:customStyle="1" w:styleId="CommentTok" w:type="character">
+      <w:shd w:val="clear" w:fill="f1f3f5"/>
+    </w:rPr>
+  </w:style>
+  <w:style w:type="character" w:customStyle="1" w:styleId="CommentTok">
     <w:name w:val="CommentTok"/>
     <w:basedOn w:val="VerbatimChar"/>
     <w:rPr>
       <w:color w:val="5e5e5e"/>
-      <w:shd w:fill="f1f3f5" w:val="clear"/>
-    </w:rPr>
-  </w:style>
-  <w:style w:customStyle="1" w:styleId="DocumentationTok" w:type="character">
+      <w:shd w:val="clear" w:fill="f1f3f5"/>
+    </w:rPr>
+  </w:style>
+  <w:style w:type="character" w:customStyle="1" w:styleId="DocumentationTok">
     <w:name w:val="DocumentationTok"/>
     <w:basedOn w:val="VerbatimChar"/>
     <w:rPr>
       <w:i/>
       <w:color w:val="5e5e5e"/>
-      <w:shd w:fill="f1f3f5" w:val="clear"/>
-    </w:rPr>
-  </w:style>
-  <w:style w:customStyle="1" w:styleId="AnnotationTok" w:type="character">
+      <w:shd w:val="clear" w:fill="f1f3f5"/>
+    </w:rPr>
+  </w:style>
+  <w:style w:type="character" w:customStyle="1" w:styleId="AnnotationTok">
     <w:name w:val="AnnotationTok"/>
     <w:basedOn w:val="VerbatimChar"/>
     <w:rPr>
       <w:color w:val="5e5e5e"/>
-      <w:shd w:fill="f1f3f5" w:val="clear"/>
-    </w:rPr>
-  </w:style>
-  <w:style w:customStyle="1" w:styleId="CommentVarTok" w:type="character">
+      <w:shd w:val="clear" w:fill="f1f3f5"/>
+    </w:rPr>
+  </w:style>
+  <w:style w:type="character" w:customStyle="1" w:styleId="CommentVarTok">
     <w:name w:val="CommentVarTok"/>
     <w:basedOn w:val="VerbatimChar"/>
     <w:rPr>
       <w:i/>
       <w:color w:val="5e5e5e"/>
-      <w:shd w:fill="f1f3f5" w:val="clear"/>
-    </w:rPr>
-  </w:style>
-  <w:style w:customStyle="1" w:styleId="OtherTok" w:type="character">
+      <w:shd w:val="clear" w:fill="f1f3f5"/>
+    </w:rPr>
+  </w:style>
+  <w:style w:type="character" w:customStyle="1" w:styleId="OtherTok">
     <w:name w:val="OtherTok"/>
     <w:basedOn w:val="VerbatimChar"/>
     <w:rPr>
       <w:color w:val="003b4f"/>
-      <w:shd w:fill="f1f3f5" w:val="clear"/>
-    </w:rPr>
-  </w:style>
-  <w:style w:customStyle="1" w:styleId="FunctionTok" w:type="character">
+      <w:shd w:val="clear" w:fill="f1f3f5"/>
+    </w:rPr>
+  </w:style>
+  <w:style w:type="character" w:customStyle="1" w:styleId="FunctionTok">
     <w:name w:val="FunctionTok"/>
     <w:basedOn w:val="VerbatimChar"/>
     <w:rPr>
       <w:color w:val="4758ab"/>
-      <w:shd w:fill="f1f3f5" w:val="clear"/>
-    </w:rPr>
-  </w:style>
-  <w:style w:customStyle="1" w:styleId="VariableTok" w:type="character">
+      <w:shd w:val="clear" w:fill="f1f3f5"/>
+    </w:rPr>
+  </w:style>
+  <w:style w:type="character" w:customStyle="1" w:styleId="VariableTok">
     <w:name w:val="VariableTok"/>
     <w:basedOn w:val="VerbatimChar"/>
     <w:rPr>
       <w:color w:val="111111"/>
-      <w:shd w:fill="f1f3f5" w:val="clear"/>
-    </w:rPr>
-  </w:style>
-  <w:style w:customStyle="1" w:styleId="ControlFlowTok" w:type="character">
+      <w:shd w:val="clear" w:fill="f1f3f5"/>
+    </w:rPr>
+  </w:style>
+  <w:style w:type="character" w:customStyle="1" w:styleId="ControlFlowTok">
     <w:name w:val="ControlFlowTok"/>
     <w:basedOn w:val="VerbatimChar"/>
     <w:rPr>
       <w:b/>
       <w:color w:val="003b4f"/>
-      <w:shd w:fill="f1f3f5" w:val="clear"/>
-    </w:rPr>
-  </w:style>
-  <w:style w:customStyle="1" w:styleId="OperatorTok" w:type="character">
+      <w:shd w:val="clear" w:fill="f1f3f5"/>
+    </w:rPr>
+  </w:style>
+  <w:style w:type="character" w:customStyle="1" w:styleId="OperatorTok">
     <w:name w:val="OperatorTok"/>
     <w:basedOn w:val="VerbatimChar"/>
     <w:rPr>
       <w:color w:val="5e5e5e"/>
-      <w:shd w:fill="f1f3f5" w:val="clear"/>
-    </w:rPr>
-  </w:style>
-  <w:style w:customStyle="1" w:styleId="BuiltInTok" w:type="character">
+      <w:shd w:val="clear" w:fill="f1f3f5"/>
+    </w:rPr>
+  </w:style>
+  <w:style w:type="character" w:customStyle="1" w:styleId="BuiltInTok">
     <w:name w:val="BuiltInTok"/>
     <w:basedOn w:val="VerbatimChar"/>
     <w:rPr>
       <w:color w:val="003b4f"/>
-      <w:shd w:fill="f1f3f5" w:val="clear"/>
-    </w:rPr>
-  </w:style>
-  <w:style w:customStyle="1" w:styleId="ExtensionTok" w:type="character">
+      <w:shd w:val="clear" w:fill="f1f3f5"/>
+    </w:rPr>
+  </w:style>
+  <w:style w:type="character" w:customStyle="1" w:styleId="ExtensionTok">
     <w:name w:val="ExtensionTok"/>
     <w:basedOn w:val="VerbatimChar"/>
     <w:rPr>
       <w:color w:val="003b4f"/>
-      <w:shd w:fill="f1f3f5" w:val="clear"/>
-    </w:rPr>
-  </w:style>
-  <w:style w:customStyle="1" w:styleId="PreprocessorTok" w:type="character">
+      <w:shd w:val="clear" w:fill="f1f3f5"/>
+    </w:rPr>
+  </w:style>
+  <w:style w:type="character" w:customStyle="1" w:styleId="PreprocessorTok">
     <w:name w:val="PreprocessorTok"/>
     <w:basedOn w:val="VerbatimChar"/>
     <w:rPr>
       <w:color w:val="ad0000"/>
-      <w:shd w:fill="f1f3f5" w:val="clear"/>
-    </w:rPr>
-  </w:style>
-  <w:style w:customStyle="1" w:styleId="AttributeTok" w:type="character">
+      <w:shd w:val="clear" w:fill="f1f3f5"/>
+    </w:rPr>
+  </w:style>
+  <w:style w:type="character" w:customStyle="1" w:styleId="AttributeTok">
     <w:name w:val="AttributeTok"/>
     <w:basedOn w:val="VerbatimChar"/>
     <w:rPr>
       <w:color w:val="657422"/>
-      <w:shd w:fill="f1f3f5" w:val="clear"/>
-    </w:rPr>
-  </w:style>
-  <w:style w:customStyle="1" w:styleId="RegionMarkerTok" w:type="character">
+      <w:shd w:val="clear" w:fill="f1f3f5"/>
+    </w:rPr>
+  </w:style>
+  <w:style w:type="character" w:customStyle="1" w:styleId="RegionMarkerTok">
     <w:name w:val="RegionMarkerTok"/>
     <w:basedOn w:val="VerbatimChar"/>
     <w:rPr>
       <w:color w:val="003b4f"/>
-      <w:shd w:fill="f1f3f5" w:val="clear"/>
-    </w:rPr>
-  </w:style>
-  <w:style w:customStyle="1" w:styleId="InformationTok" w:type="character">
+      <w:shd w:val="clear" w:fill="f1f3f5"/>
+    </w:rPr>
+  </w:style>
+  <w:style w:type="character" w:customStyle="1" w:styleId="InformationTok">
     <w:name w:val="InformationTok"/>
     <w:basedOn w:val="VerbatimChar"/>
     <w:rPr>
       <w:color w:val="5e5e5e"/>
-      <w:shd w:fill="f1f3f5" w:val="clear"/>
-    </w:rPr>
-  </w:style>
-  <w:style w:customStyle="1" w:styleId="WarningTok" w:type="character">
+      <w:shd w:val="clear" w:fill="f1f3f5"/>
+    </w:rPr>
+  </w:style>
+  <w:style w:type="character" w:customStyle="1" w:styleId="WarningTok">
     <w:name w:val="WarningTok"/>
     <w:basedOn w:val="VerbatimChar"/>
     <w:rPr>
       <w:i/>
       <w:color w:val="5e5e5e"/>
-      <w:shd w:fill="f1f3f5" w:val="clear"/>
-    </w:rPr>
-  </w:style>
-  <w:style w:customStyle="1" w:styleId="AlertTok" w:type="character">
+      <w:shd w:val="clear" w:fill="f1f3f5"/>
+    </w:rPr>
+  </w:style>
+  <w:style w:type="character" w:customStyle="1" w:styleId="AlertTok">
     <w:name w:val="AlertTok"/>
     <w:basedOn w:val="VerbatimChar"/>
     <w:rPr>
       <w:color w:val="ad0000"/>
-      <w:shd w:fill="f1f3f5" w:val="clear"/>
-    </w:rPr>
-  </w:style>
-  <w:style w:customStyle="1" w:styleId="ErrorTok" w:type="character">
+      <w:shd w:val="clear" w:fill="f1f3f5"/>
+    </w:rPr>
+  </w:style>
+  <w:style w:type="character" w:customStyle="1" w:styleId="ErrorTok">
     <w:name w:val="ErrorTok"/>
     <w:basedOn w:val="VerbatimChar"/>
     <w:rPr>
       <w:color w:val="ad0000"/>
-      <w:shd w:fill="f1f3f5" w:val="clear"/>
-    </w:rPr>
-  </w:style>
-  <w:style w:customStyle="1" w:styleId="NormalTok" w:type="character">
+      <w:shd w:val="clear" w:fill="f1f3f5"/>
+    </w:rPr>
+  </w:style>
+  <w:style w:type="character" w:customStyle="1" w:styleId="NormalTok">
     <w:name w:val="NormalTok"/>
     <w:basedOn w:val="VerbatimChar"/>
     <w:rPr>
       <w:color w:val="003b4f"/>
-      <w:shd w:fill="f1f3f5" w:val="clear"/>
+      <w:shd w:val="clear" w:fill="f1f3f5"/>
     </w:rPr>
   </w:style>
 </w:styles>

--- a/docs/handouts/Oct15_session1_report.docx
+++ b/docs/handouts/Oct15_session1_report.docx
@@ -94,11 +94,11 @@
           <w:b w:val="false"/>
           <w:u w:val="none"/>
           <w:strike w:val="false"/>
-          <w:sz w:val="20"/>
-          <w:szCs w:val="20"/>
-          <w:color w:val="000000"/>
-        </w:rPr>
-        <w:t xml:space="preserve">Intentionally flawed fictional review exercise. Figures are invented for training.</w:t>
+          <w:sz w:val="18"/>
+          <w:szCs w:val="18"/>
+          <w:color w:val="545860"/>
+        </w:rPr>
+        <w:t xml:space="preserve">GreenWaste is a fictional training case. This report contains deliberate flaws for review.</w:t>
       </w:r>
     </w:p>
     <w:p>
@@ -351,33 +351,6 @@
           <w:left w:val="none" w:sz="0" w:space="0" w:color="000000"/>
           <w:right w:val="none" w:sz="0" w:space="0" w:color="000000"/>
         </w:pBdr>
-        <w:spacing w:after="160" w:before="0" w:line="240"/>
-        <w:ind w:left="0" w:right="0" w:firstLine="0" w:firstLineChars="0"/>
-      </w:pPr>
-      <w:r>
-        <w:rPr>
-          <w:rFonts w:ascii="Arial" w:hAnsi="Arial" w:eastAsia="Arial" w:cs="Arial"/>
-          <w:i w:val="false"/>
-          <w:b w:val="false"/>
-          <w:u w:val="none"/>
-          <w:strike w:val="false"/>
-          <w:sz w:val="18"/>
-          <w:szCs w:val="18"/>
-          <w:color w:val="545860"/>
-        </w:rPr>
-        <w:t xml:space="preserve">Fictional GreenWaste case | invented figures</w:t>
-      </w:r>
-    </w:p>
-    <w:p>
-      <w:pPr>
-        <w:pStyle w:val="Normal"/>
-        <w:jc w:val="left"/>
-        <w:pBdr>
-          <w:bottom w:val="none" w:sz="0" w:space="0" w:color="000000"/>
-          <w:top w:val="none" w:sz="0" w:space="0" w:color="000000"/>
-          <w:left w:val="none" w:sz="0" w:space="0" w:color="000000"/>
-          <w:right w:val="none" w:sz="0" w:space="0" w:color="000000"/>
-        </w:pBdr>
         <w:spacing w:after="120" w:before="0" w:line="240"/>
         <w:ind w:left="0" w:right="0" w:firstLine="0" w:firstLineChars="0"/>
       </w:pPr>
@@ -633,33 +606,6 @@
           <w:color w:val="000000"/>
         </w:rPr>
         <w:t xml:space="preserve">GreenWaste results</w:t>
-      </w:r>
-    </w:p>
-    <w:p>
-      <w:pPr>
-        <w:pStyle w:val="Normal"/>
-        <w:jc w:val="left"/>
-        <w:pBdr>
-          <w:bottom w:val="none" w:sz="0" w:space="0" w:color="000000"/>
-          <w:top w:val="none" w:sz="0" w:space="0" w:color="000000"/>
-          <w:left w:val="none" w:sz="0" w:space="0" w:color="000000"/>
-          <w:right w:val="none" w:sz="0" w:space="0" w:color="000000"/>
-        </w:pBdr>
-        <w:spacing w:after="160" w:before="0" w:line="240"/>
-        <w:ind w:left="0" w:right="0" w:firstLine="0" w:firstLineChars="0"/>
-      </w:pPr>
-      <w:r>
-        <w:rPr>
-          <w:rFonts w:ascii="Arial" w:hAnsi="Arial" w:eastAsia="Arial" w:cs="Arial"/>
-          <w:i w:val="false"/>
-          <w:b w:val="false"/>
-          <w:u w:val="none"/>
-          <w:strike w:val="false"/>
-          <w:sz w:val="18"/>
-          <w:szCs w:val="18"/>
-          <w:color w:val="545860"/>
-        </w:rPr>
-        <w:t xml:space="preserve">Fictional GreenWaste case | invented figures</w:t>
       </w:r>
     </w:p>
     <w:p>
@@ -1765,33 +1711,6 @@
           <w:left w:val="none" w:sz="0" w:space="0" w:color="000000"/>
           <w:right w:val="none" w:sz="0" w:space="0" w:color="000000"/>
         </w:pBdr>
-        <w:spacing w:after="160" w:before="0" w:line="240"/>
-        <w:ind w:left="0" w:right="0" w:firstLine="0" w:firstLineChars="0"/>
-      </w:pPr>
-      <w:r>
-        <w:rPr>
-          <w:rFonts w:ascii="Arial" w:hAnsi="Arial" w:eastAsia="Arial" w:cs="Arial"/>
-          <w:i w:val="false"/>
-          <w:b w:val="false"/>
-          <w:u w:val="none"/>
-          <w:strike w:val="false"/>
-          <w:sz w:val="18"/>
-          <w:szCs w:val="18"/>
-          <w:color w:val="545860"/>
-        </w:rPr>
-        <w:t xml:space="preserve">Fictional GreenWaste case | invented figures</w:t>
-      </w:r>
-    </w:p>
-    <w:p>
-      <w:pPr>
-        <w:pStyle w:val="Normal"/>
-        <w:jc w:val="left"/>
-        <w:pBdr>
-          <w:bottom w:val="none" w:sz="0" w:space="0" w:color="000000"/>
-          <w:top w:val="none" w:sz="0" w:space="0" w:color="000000"/>
-          <w:left w:val="none" w:sz="0" w:space="0" w:color="000000"/>
-          <w:right w:val="none" w:sz="0" w:space="0" w:color="000000"/>
-        </w:pBdr>
         <w:spacing w:after="120" w:before="0" w:line="240"/>
         <w:ind w:left="0" w:right="0" w:firstLine="0" w:firstLineChars="0"/>
       </w:pPr>
